--- a/company/Ecosistemi/02-INFO-BUSINESS/Workflow/libri-performanti-multiagente/LIBRI/libri_pronti/The_Quiet_Hours/The_Quiet_Hours.docx
+++ b/company/Ecosistemi/02-INFO-BUSINESS/Workflow/libri-performanti-multiagente/LIBRI/libri_pronti/The_Quiet_Hours/The_Quiet_Hours.docx
@@ -551,6 +551,41 @@
     </w:p>
     <w:p>
       <w:r>
+        <w:t>There's a thing that happens with grief and paperwork that nobody warns you about.</w:t>
+      </w:r>
+    </w:p>
+    <w:p>
+      <w:r>
+        <w:t>For about six weeks after a death, you are extremely busy. There are forms. There is a registrar's appointment and a certificate that costs eleven pounds a copy and you need nine copies. There are banks to ring, each of which has a bereavement department staffed by people who are unexpectedly, disarmingly kind, and each of which requires the same conversation from the beginning.</w:t>
+      </w:r>
+    </w:p>
+    <w:p>
+      <w:r>
+        <w:t>I did all of it. My mother could not, and there was nobody else, so I sat at this table with a folder and a list and I closed my sister's life down in six weeks flat.</w:t>
+      </w:r>
+    </w:p>
+    <w:p>
+      <w:r>
+        <w:t>I cancelled her gym. I cancelled a magazine subscription she'd had since university. I rang a dentist to cancel a check-up on the nineteenth of January and the receptionist said "and can I ask why she's cancelling?" and I said the words and she said "oh, love" and I had to sit on the floor.</w:t>
+      </w:r>
+    </w:p>
+    <w:p>
+      <w:r>
+        <w:t>And then it stops.</w:t>
+      </w:r>
+    </w:p>
+    <w:p>
+      <w:r>
+        <w:t>That's the part. Around week seven you close the last account and there is suddenly nothing to do, and the not-having-anything-to-do is where it comes for you.</w:t>
+      </w:r>
+    </w:p>
+    <w:p>
+      <w:r>
+        <w:t>I think a lot about the fact that the insomnia didn't start at the funeral. It started in the last week of January, the week the folder was finished.</w:t>
+      </w:r>
+    </w:p>
+    <w:p>
+      <w:r>
         <w:t>I go to bed at eight in the morning with the blackout blind down and my body making the specific complaint bodies make when you ask them to sleep against the sun.</w:t>
       </w:r>
     </w:p>
@@ -1513,6 +1548,66 @@
     </w:p>
     <w:p>
       <w:r>
+        <w:t>Before Priya comes on I do the last round, which at Ridgemont is the one everybody says they like and nobody explains why.</w:t>
+      </w:r>
+    </w:p>
+    <w:p>
+      <w:r>
+        <w:t>Half five. The building starts to change. There's a specific grey that comes into the corridors about twenty minutes before the day staff arrive, and the machine that has been running for eight hours starts handing itself over.</w:t>
+      </w:r>
+    </w:p>
+    <w:p>
+      <w:r>
+        <w:t>Mr. Osei is asleep with the Wilbur Smith open on his chest, page two hundred and eleven, which is four pages further than yesterday.</w:t>
+      </w:r>
+    </w:p>
+    <w:p>
+      <w:r>
+        <w:t>The Kelly sisters, who are not sisters, have found each other across the gap again.</w:t>
+      </w:r>
+    </w:p>
+    <w:p>
+      <w:r>
+        <w:t>Mrs. Duffy has kicked the blanket off and I put it back, and she says something in her sleep that is not words, and settles.</w:t>
+      </w:r>
+    </w:p>
+    <w:p>
+      <w:r>
+        <w:t>In room 7 Mr. Aldridge is awake, sitting on the edge of the bed with his slippers on the wrong feet, waiting.</w:t>
+      </w:r>
+    </w:p>
+    <w:p>
+      <w:r>
+        <w:t>"It's not time yet, love."</w:t>
+      </w:r>
+    </w:p>
+    <w:p>
+      <w:r>
+        <w:t>"I know," he says. "I like to be ready."</w:t>
+      </w:r>
+    </w:p>
+    <w:p>
+      <w:r>
+        <w:t>I swap his slippers round. He watches me do it with the total absence of embarrassment of a man of eighty-eight who has decided that dignity is a thing other people can worry about.</w:t>
+      </w:r>
+    </w:p>
+    <w:p>
+      <w:r>
+        <w:t>"You look tired," he says.</w:t>
+      </w:r>
+    </w:p>
+    <w:p>
+      <w:r>
+        <w:t>"Everyone keeps telling me that."</w:t>
+      </w:r>
+    </w:p>
+    <w:p>
+      <w:r>
+        <w:t>"Well," says Mr. Aldridge, "we've got nothing else to do in here but look at you."</w:t>
+      </w:r>
+    </w:p>
+    <w:p>
+      <w:r>
         <w:t>At six, Priya arrives with her hair wet and a coffee in each hand and gives me one without being asked, which is a small kindness I have no idea how to receive, and I take it and say thanks and drink it and it's too sweet.</w:t>
       </w:r>
     </w:p>
@@ -2714,6 +2809,76 @@
     </w:p>
     <w:p>
       <w:r>
+        <w:t>I go home at seven and I do not sleep, and at eleven I drive to my mother's.</w:t>
+      </w:r>
+    </w:p>
+    <w:p>
+      <w:r>
+        <w:t>I have not been to my mother's on a weekday in two years. She opens the door in her cardigan with a duster in her hand and says "is something wrong?" which is what she says now instead of hello.</w:t>
+      </w:r>
+    </w:p>
+    <w:p>
+      <w:r>
+        <w:t>"No. I was passing."</w:t>
+      </w:r>
+    </w:p>
+    <w:p>
+      <w:r>
+        <w:t>"You were not passing. Nobody passes Bellhouse." But she stands back and lets me in.</w:t>
+      </w:r>
+    </w:p>
+    <w:p>
+      <w:r>
+        <w:t>Nina's room is still Nina's room. Not a shrine — my mother is far too practical for a shrine — but the bed is made with the same duvet cover and there are three boxes stacked by the wardrobe with things in them that neither of us has been able to take to the charity shop.</w:t>
+      </w:r>
+    </w:p>
+    <w:p>
+      <w:r>
+        <w:t>"You can look," my mother says from the doorway. "You don't have to ask me."</w:t>
+      </w:r>
+    </w:p>
+    <w:p>
+      <w:r>
+        <w:t>I sit on the floor and go through a box.</w:t>
+      </w:r>
+    </w:p>
+    <w:p>
+      <w:r>
+        <w:t>Her school lanyard. A birthday card from a child in her class with a drawing of what is either a horse or a dog. Two paperbacks with the spines broken. A phone charger. A pair of sunglasses with one arm gone.</w:t>
+      </w:r>
+    </w:p>
+    <w:p>
+      <w:r>
+        <w:t>And underneath: a photograph in a frame, face down.</w:t>
+      </w:r>
+    </w:p>
+    <w:p>
+      <w:r>
+        <w:t>It's the two of us at Whitby in 2003. I'm nineteen and doing a face; she's fourteen and doing a better one.</w:t>
+      </w:r>
+    </w:p>
+    <w:p>
+      <w:r>
+        <w:t>"She had that on her windowsill at the flat," my mother says. "The police brought it back with the other bits."</w:t>
+      </w:r>
+    </w:p>
+    <w:p>
+      <w:r>
+        <w:t>"Why's it face down?"</w:t>
+      </w:r>
+    </w:p>
+    <w:p>
+      <w:r>
+        <w:t>My mother is quiet for a second.</w:t>
+      </w:r>
+    </w:p>
+    <w:p>
+      <w:r>
+        <w:t>"Because I couldn't decide where to put it," she says, "and face down felt like less of a decision."</w:t>
+      </w:r>
+    </w:p>
+    <w:p>
+      <w:r>
         <w:t>I ask to see Mrs. Ferrante's admission notes properly. This time I do it the right way — I ask the manager, and I give a reason that is true enough to survive contact.</w:t>
       </w:r>
     </w:p>
@@ -4130,6 +4295,71 @@
     </w:p>
     <w:p>
       <w:r>
+        <w:t>Before any of it, there is a thing I have to say, and I say it standing in his doorway.</w:t>
+      </w:r>
+    </w:p>
+    <w:p>
+      <w:r>
+        <w:t>"I've been sitting in my flat for two days deciding whether you did this to me."</w:t>
+      </w:r>
+    </w:p>
+    <w:p>
+      <w:r>
+        <w:t>Adrian doesn't move.</w:t>
+      </w:r>
+    </w:p>
+    <w:p>
+      <w:r>
+        <w:t>"Whether I did what?"</w:t>
+      </w:r>
+    </w:p>
+    <w:p>
+      <w:r>
+        <w:t>"The key. The voicemail. All of it." My voice is steady, which surprises me. "You knew my sister. You paid her phone bill, which means you had access to her account. You moved into this building in October. You knew my name before I told you and you gave me an explanation that was a lie — there's no photograph of the two of us in my hall, there hasn't been for a year."</w:t>
+      </w:r>
+    </w:p>
+    <w:p>
+      <w:r>
+        <w:t>He goes very pale. That's the first honest reaction I've had out of him and I watch it happen.</w:t>
+      </w:r>
+    </w:p>
+    <w:p>
+      <w:r>
+        <w:t>"Say something," I say.</w:t>
+      </w:r>
+    </w:p>
+    <w:p>
+      <w:r>
+        <w:t>"I'm trying to work out which bit to answer first."</w:t>
+      </w:r>
+    </w:p>
+    <w:p>
+      <w:r>
+        <w:t>"Answer the one you're most frightened of."</w:t>
+      </w:r>
+    </w:p>
+    <w:p>
+      <w:r>
+        <w:t>"They're all the same one," Adrian says. "Yes, I know how it looks. I've known how it looks since about November. There's a version of me standing here that you should absolutely be frightened of, and I've got no way of proving to you that I'm not him except by talking, and talking is exactly what he'd do."</w:t>
+      </w:r>
+    </w:p>
+    <w:p>
+      <w:r>
+        <w:t>We stand there.</w:t>
+      </w:r>
+    </w:p>
+    <w:p>
+      <w:r>
+        <w:t>"That's the most reassuring thing you could have said," I tell him.</w:t>
+      </w:r>
+    </w:p>
+    <w:p>
+      <w:r>
+        <w:t>"I know," he says. "That's the problem."</w:t>
+      </w:r>
+    </w:p>
+    <w:p>
+      <w:r>
         <w:t>We do it in his kitchen after all, because you cannot have this conversation on a landing and both of us know it.</w:t>
       </w:r>
     </w:p>
@@ -6155,6 +6385,86 @@
     </w:p>
     <w:p>
       <w:r>
+        <w:t>My mother comes on the Saturday.</w:t>
+      </w:r>
+    </w:p>
+    <w:p>
+      <w:r>
+        <w:t>She has not been inside a hospital since the mortuary, and I know what it costs her to walk down that corridor, and neither of us says so.</w:t>
+      </w:r>
+    </w:p>
+    <w:p>
+      <w:r>
+        <w:t>She brings grapes, because that is what her generation brings, and a cardigan of mine she has washed and which I did not know she had.</w:t>
+      </w:r>
+    </w:p>
+    <w:p>
+      <w:r>
+        <w:t>We sit in the day room with the terrible chairs.</w:t>
+      </w:r>
+    </w:p>
+    <w:p>
+      <w:r>
+        <w:t>"They're looking after you?"</w:t>
+      </w:r>
+    </w:p>
+    <w:p>
+      <w:r>
+        <w:t>"They are."</w:t>
+      </w:r>
+    </w:p>
+    <w:p>
+      <w:r>
+        <w:t>"Good." She smooths her skirt. "Your uncle rang. I told him you'd got a chest thing."</w:t>
+      </w:r>
+    </w:p>
+    <w:p>
+      <w:r>
+        <w:t>"Mum."</w:t>
+      </w:r>
+    </w:p>
+    <w:p>
+      <w:r>
+        <w:t>"Well, what would you have me tell him?" It comes out sharper than she means and she hears it and stops. "Sorry."</w:t>
+      </w:r>
+    </w:p>
+    <w:p>
+      <w:r>
+        <w:t>We sit.</w:t>
+      </w:r>
+    </w:p>
+    <w:p>
+      <w:r>
+        <w:t>"I've been thinking about your father," she says, which is not a sentence I have heard from her since about 2009.</w:t>
+      </w:r>
+    </w:p>
+    <w:p>
+      <w:r>
+        <w:t>"Right."</w:t>
+      </w:r>
+    </w:p>
+    <w:p>
+      <w:r>
+        <w:t>"When he went, you did the same thing." She's looking at the window, not at me. "Fourteen years old. You did the shopping and you did the forms and you were very useful, and I let you, because I couldn't do any of it and it was such a relief that somebody could." Her hands are still on her lap. "And I remember thinking at the time: she'll pay for this later.</w:t>
+      </w:r>
+    </w:p>
+    <w:p>
+      <w:r>
+        <w:t>"And then I never thought about it again for twenty years."</w:t>
+      </w:r>
+    </w:p>
+    <w:p>
+      <w:r>
+        <w:t>I don't say anything, because there isn't anything, and because my throat has closed.</w:t>
+      </w:r>
+    </w:p>
+    <w:p>
+      <w:r>
+        <w:t>"So," my mother says, and pats my knee twice, briskly, which in our family is roughly equivalent to an hour of weeping. "That's what I've been thinking about. Eat the grapes."</w:t>
+      </w:r>
+    </w:p>
+    <w:p>
+      <w:r>
         <w:t>Adrian comes on the Sunday. He brings a book I don't want and a bag of the specific pears I like, which he has no way of knowing and which I don't ask about.</w:t>
       </w:r>
     </w:p>
@@ -6324,6 +6634,71 @@
     </w:p>
     <w:p>
       <w:r>
+        <w:t>What comes first is not an image. It's a physical sensation, entirely specific and entirely undeniable: the weight of a car door against my left shoulder as I push it open into cold air.</w:t>
+      </w:r>
+    </w:p>
+    <w:p>
+      <w:r>
+        <w:t>That's all. That's the whole of it, for about ninety seconds — a door, my shoulder, the temperature change.</w:t>
+      </w:r>
+    </w:p>
+    <w:p>
+      <w:r>
+        <w:t>And I sit in a hospital bed and I do not chase it, because Dr. Iyer has spent six days telling me that chasing is what closes it, and for once in my life I do as I'm told.</w:t>
+      </w:r>
+    </w:p>
+    <w:p>
+      <w:r>
+        <w:t>Then the rest arrives, in no order at all, the way a room arrives when someone turns on the light.</w:t>
+      </w:r>
+    </w:p>
+    <w:p>
+      <w:r>
+        <w:t>The smell of the inside of Nina's car, which was vanilla air freshener over cigarettes she pretended she'd stopped smoking.</w:t>
+      </w:r>
+    </w:p>
+    <w:p>
+      <w:r>
+        <w:t>The specific green of the dashboard lights.</w:t>
+      </w:r>
+    </w:p>
+    <w:p>
+      <w:r>
+        <w:t>Her hands on the wheel at ten and two, which she did when she was concentrating, which she did when she was drunk.</w:t>
+      </w:r>
+    </w:p>
+    <w:p>
+      <w:r>
+        <w:t>The click of the hazards.</w:t>
+      </w:r>
+    </w:p>
+    <w:p>
+      <w:r>
+        <w:t>And my own voice, saying a word.</w:t>
+      </w:r>
+    </w:p>
+    <w:p>
+      <w:r>
+        <w:t>I sit with all of it for perhaps twenty minutes. The ward does its night sounds — a buzzer somewhere, a trolley, the low conversation of two people at the desk who think everyone is asleep.</w:t>
+      </w:r>
+    </w:p>
+    <w:p>
+      <w:r>
+        <w:t>At some point I notice I am not frightened.</w:t>
+      </w:r>
+    </w:p>
+    <w:p>
+      <w:r>
+        <w:t>I had expected terror. I had built the moment up for fourteen months as a thing that would break me, and what it actually feels like, sitting up in a hospital bed at ten past three, is the specific relief of finally putting down something heavy you had stopped noticing you were carrying.</w:t>
+      </w:r>
+    </w:p>
+    <w:p>
+      <w:r>
+        <w:t>It is the worst thing I have ever known and it is a relief. Both. At the same time. Nobody prepares you for that either.</w:t>
+      </w:r>
+    </w:p>
+    <w:p>
+      <w:r>
         <w:t>---</w:t>
       </w:r>
     </w:p>
@@ -7352,6 +7727,91 @@
     </w:p>
     <w:p>
       <w:r>
+        <w:t>There's one entry I go back to more than the others, and it isn't one of the dramatic ones.</w:t>
+      </w:r>
+    </w:p>
+    <w:p>
+      <w:r>
+        <w:t>It's from a Tuesday in May, and it says:</w:t>
+      </w:r>
+    </w:p>
+    <w:p>
+      <w:r>
+        <w:t>&gt; *Bought bread. Put it in the freezer. She used to say I bought bread like someone expecting a siege. Wrote this down because I laughed and there was no one in the room.*</w:t>
+      </w:r>
+    </w:p>
+    <w:p>
+      <w:r>
+        <w:t>Nineteen words about bread.</w:t>
+      </w:r>
+    </w:p>
+    <w:p>
+      <w:r>
+        <w:t>I sat on that bench in July and read that entry and cried for about ten minutes, properly, with the noise, in a public place, for the first time since the second week.</w:t>
+      </w:r>
+    </w:p>
+    <w:p>
+      <w:r>
+        <w:t>Because that's her. Not the road, not the barrier, not the eleven seconds. A woman standing in a kitchen at four in the morning laughing on her own at something her dead sister used to say about bread, and writing it down because there was nobody to tell.</w:t>
+      </w:r>
+    </w:p>
+    <w:p>
+      <w:r>
+        <w:t>Fourteen months. Sixty-one entries. And in all of them, the thing that comes off the page is not guilt.</w:t>
+      </w:r>
+    </w:p>
+    <w:p>
+      <w:r>
+        <w:t>It's how much she missed her.</w:t>
+      </w:r>
+    </w:p>
+    <w:p>
+      <w:r>
+        <w:t>I have spent two years believing that what I was carrying was a secret. It wasn't. Or it wasn't only that. Underneath the secret there was just an enormous, ordinary, unspectacular missing, which had nowhere to go because I would not let it out in daylight — so it went out at four in the morning, in a locker in a record shop, in nineteen words about bread.</w:t>
+      </w:r>
+    </w:p>
+    <w:p>
+      <w:r>
+        <w:t>---</w:t>
+      </w:r>
+    </w:p>
+    <w:p>
+      <w:r>
+        <w:t>Priti asks me, in September, what I want to do with the notebook.</w:t>
+      </w:r>
+    </w:p>
+    <w:p>
+      <w:r>
+        <w:t>"That's a therapy question."</w:t>
+      </w:r>
+    </w:p>
+    <w:p>
+      <w:r>
+        <w:t>"It's a practical question. It's an object and it's in your wardrobe and you'll have to decide."</w:t>
+      </w:r>
+    </w:p>
+    <w:p>
+      <w:r>
+        <w:t>I say I'll think about it. I think about it for three weeks.</w:t>
+      </w:r>
+    </w:p>
+    <w:p>
+      <w:r>
+        <w:t>I don't burn it, which is what I assume I'll do and which I have a small ceremony half-planned for. Burning it would make it a symbol, and it isn't a symbol, it's sixty-one nights of work by a version of me who had nobody to help her.</w:t>
+      </w:r>
+    </w:p>
+    <w:p>
+      <w:r>
+        <w:t>I don't read it again either. I've read it twice and there's nothing left in it I don't have.</w:t>
+      </w:r>
+    </w:p>
+    <w:p>
+      <w:r>
+        <w:t>In the end I put it in the box with the photographs, because that's where the rest of her is, and because a woman who wrote nineteen words about bread at four in the morning belongs in the same box as a photograph of Whitby in 2003.</w:t>
+      </w:r>
+    </w:p>
+    <w:p>
+      <w:r>
         <w:t>I put the notebook in the wardrobe, with the box of photographs I couldn't walk past in January of last year.</w:t>
       </w:r>
     </w:p>
@@ -7746,6 +8206,51 @@
     </w:p>
     <w:p>
       <w:r>
+        <w:t>Ken Boyd dies in the same month, which I find out from Okonjo, who finds out from a colleague, because Ken had no one to put in a phone.</w:t>
+      </w:r>
+    </w:p>
+    <w:p>
+      <w:r>
+        <w:t>Heart, in his kitchen, quickly. He was seventy-nine.</w:t>
+      </w:r>
+    </w:p>
+    <w:p>
+      <w:r>
+        <w:t>I go to that funeral too. There are more people than I expect — a lot of men in their seventies who all seem to know each other from somewhere technical, and who talk in the crematorium car park about a job in Leeds in 1994 as if it happened last year.</w:t>
+      </w:r>
+    </w:p>
+    <w:p>
+      <w:r>
+        <w:t>I introduce myself to one of them and say Ken helped me with an audio file.</w:t>
+      </w:r>
+    </w:p>
+    <w:p>
+      <w:r>
+        <w:t>"Oh, he'd have loved that," the man says. "He got bored, you know. He'd have had you in that garage for hours."</w:t>
+      </w:r>
+    </w:p>
+    <w:p>
+      <w:r>
+        <w:t>"He did."</w:t>
+      </w:r>
+    </w:p>
+    <w:p>
+      <w:r>
+        <w:t>"Good." He nods, satisfied. "Good."</w:t>
+      </w:r>
+    </w:p>
+    <w:p>
+      <w:r>
+        <w:t>The cat went to a niece in Carlisle, apparently. Duchess. Deaf as a post and eleven years old.</w:t>
+      </w:r>
+    </w:p>
+    <w:p>
+      <w:r>
+        <w:t>I think about Ken more than I expect to, over that autumn. About a man who spent thirty years cleaning up the last recorded seconds of other people's lives, and who told me straight out, at the very beginning, that he did sound and not fault — and who was the only person in the whole of it who warned me, before I'd even started, that I was about to build a house on eleven seconds.</w:t>
+      </w:r>
+    </w:p>
+    <w:p>
+      <w:r>
         <w:t>I get a job in October. Community nursing, days, four days a week. It pays less. It has meetings in it, which I hate.</w:t>
       </w:r>
     </w:p>
@@ -7870,6 +8375,81 @@
     </w:p>
     <w:p>
       <w:r>
+        <w:t>I spend the week before it in a state I recognise from nursing exams: not dread exactly, but a kind of constant low hum, the body getting ready for something the mind hasn't admitted to yet.</w:t>
+      </w:r>
+    </w:p>
+    <w:p>
+      <w:r>
+        <w:t>Priti and I do two sessions instead of one.</w:t>
+      </w:r>
+    </w:p>
+    <w:p>
+      <w:r>
+        <w:t>"You're going to tell them," she says on the Tuesday. It isn't a question.</w:t>
+      </w:r>
+    </w:p>
+    <w:p>
+      <w:r>
+        <w:t>"I don't know."</w:t>
+      </w:r>
+    </w:p>
+    <w:p>
+      <w:r>
+        <w:t>"Elena."</w:t>
+      </w:r>
+    </w:p>
+    <w:p>
+      <w:r>
+        <w:t>"I don't *know*." I hate this room sometimes, and the fact that I hate it is apparently progress. "I've written it out. I've got it down to about four hundred words."</w:t>
+      </w:r>
+    </w:p>
+    <w:p>
+      <w:r>
+        <w:t>"Read it to me."</w:t>
+      </w:r>
+    </w:p>
+    <w:p>
+      <w:r>
+        <w:t>"No."</w:t>
+      </w:r>
+    </w:p>
+    <w:p>
+      <w:r>
+        <w:t>"All right." She lets it go, which she does about once a month and only when it counts. "Then tell me what you're most afraid will happen."</w:t>
+      </w:r>
+    </w:p>
+    <w:p>
+      <w:r>
+        <w:t>And I say, without thinking about it at all: "That somebody will say it's not my fault."</w:t>
+      </w:r>
+    </w:p>
+    <w:p>
+      <w:r>
+        <w:t>Priti writes something down for the first time in twenty minutes.</w:t>
+      </w:r>
+    </w:p>
+    <w:p>
+      <w:r>
+        <w:t>"Why is that the frightening one?"</w:t>
+      </w:r>
+    </w:p>
+    <w:p>
+      <w:r>
+        <w:t>"Because if it's not my fault then it's nothing," I say. "It's just a thing that happened. And she'd be dead for no reason at all, and there'd be nowhere to put any of it."</w:t>
+      </w:r>
+    </w:p>
+    <w:p>
+      <w:r>
+        <w:t>There is a silence in that room of a particular quality.</w:t>
+      </w:r>
+    </w:p>
+    <w:p>
+      <w:r>
+        <w:t>"Right," Priti says eventually. "Well. Now we know what we've actually been doing for eight months."</w:t>
+      </w:r>
+    </w:p>
+    <w:p>
+      <w:r>
         <w:t>There are fourteen of us in a front room in Bellhouse with too many chairs.</w:t>
       </w:r>
     </w:p>
@@ -8385,6 +8965,56 @@
     <w:p>
       <w:r>
         <w:t>---</w:t>
+      </w:r>
+    </w:p>
+    <w:p>
+      <w:r>
+        <w:t>On the way back to the car I stop at the gate of 8 Kesselwood Cottages.</w:t>
+      </w:r>
+    </w:p>
+    <w:p>
+      <w:r>
+        <w:t>Somebody lives there now. There's a child's scooter on its side by the step and a hanging basket that has been given up on, and the hedge has been cut back hard, and the gate is the same gate.</w:t>
+      </w:r>
+    </w:p>
+    <w:p>
+      <w:r>
+        <w:t>I stand at it for a minute.</w:t>
+      </w:r>
+    </w:p>
+    <w:p>
+      <w:r>
+        <w:t>She was eighty-two. She had a hip that wouldn't take the bank. She had no telephone because the line had been off since Roberto, and no children, and no one to tell, and she stood at this gate in a dressing gown in December and heard a thing happen four hundred metres away and could not do anything about it, and for the last fourteen months of her life she apologised for it every single night to a woman who was doing exactly the same thing.</w:t>
+      </w:r>
+    </w:p>
+    <w:p>
+      <w:r>
+        <w:t>The two of us, four hundred metres apart, both standing in the dark not answering a door.</w:t>
+      </w:r>
+    </w:p>
+    <w:p>
+      <w:r>
+        <w:t>The difference is that she was old and frightened and had no way to help, and I was thirty-four with a phone in my hand.</w:t>
+      </w:r>
+    </w:p>
+    <w:p>
+      <w:r>
+        <w:t>I've stopped trying to make that comparison come out in my favour. It doesn't. But I've also stopped needing it to, which took longer.</w:t>
+      </w:r>
+    </w:p>
+    <w:p>
+      <w:r>
+        <w:t>There's a woman in the front window of the cottage now, looking out at me with the polite alarm of somebody who has noticed a stranger at her gate.</w:t>
+      </w:r>
+    </w:p>
+    <w:p>
+      <w:r>
+        <w:t>I lift a hand. She lifts one back, uncertainly.</w:t>
+      </w:r>
+    </w:p>
+    <w:p>
+      <w:r>
+        <w:t>I go back to the car.</w:t>
       </w:r>
     </w:p>
     <w:p>

--- a/company/Ecosistemi/02-INFO-BUSINESS/Workflow/libri-performanti-multiagente/LIBRI/libri_pronti/The_Quiet_Hours/The_Quiet_Hours.docx
+++ b/company/Ecosistemi/02-INFO-BUSINESS/Workflow/libri-performanti-multiagente/LIBRI/libri_pronti/The_Quiet_Hours/The_Quiet_Hours.docx
@@ -42,7 +42,7 @@
     </w:p>
     <w:p>
       <w:r>
-        <w:t>I like it. That's the part people don't understand when they hear *night nurse* and make a face. They picture loneliness. What I get is order. During the day, Ridgemont Care Home is chaos with a schedule taped over it — families, deliveries, physical therapists tracking rain across the linoleum. At night it becomes a machine with eleven moving parts, and I know all eleven by name.</w:t>
+        <w:t>I like it. That's the part people don't understand when they hear *night nurse* and make a face. They picture loneliness. What I get is order. During the day, Ridgemont Care Home is chaos with a schedule taped over it: families, deliveries, physical therapists tracking rain across the linoleum. At night it becomes a machine with eleven moving parts, and I know all eleven by name.</w:t>
       </w:r>
     </w:p>
     <w:p>
@@ -57,7 +57,7 @@
     </w:p>
     <w:p>
       <w:r>
-        <w:t>There's a key in my left pocket. Not my house key — that one lives on a ring with a plastic tag from a hotel in Brighton, a place I went once and never again. This is a single key, brass, cut square at the shoulder, with a stamped number on the bow: 47. It's cold, which means it's been in the pocket long enough to lose whatever warmth my body would have given it.</w:t>
+        <w:t>There's a key in my left pocket. Not my house key. That one lives on a ring with a plastic tag from a hotel in Brighton, a place I went once and never again. This is a single key, brass, cut square at the shoulder, with a stamped number on the bow: 47. It's cold, which means it's been in the pocket long enough to lose whatever warmth my body would have given it.</w:t>
       </w:r>
     </w:p>
     <w:p>
@@ -72,7 +72,7 @@
     </w:p>
     <w:p>
       <w:r>
-        <w:t>I go through the reasonable explanations because that's what you do. A patient handed it to me and I pocketed it without thinking — possible, we're told to hand found objects to the front desk, but possible. A colleague borrowed my coat — nobody borrows my coat. It came with the coat — I've had this coat two winters.</w:t>
+        <w:t>I go through the reasonable explanations because that's what you do. A patient handed it to me and I pocketed it without thinking. Possible, we're told to hand found objects to the front desk, but possible. A colleague borrowed my coat. Nobody borrows my coat. It came with the coat. I've had this coat two winters.</w:t>
       </w:r>
     </w:p>
     <w:p>
@@ -87,7 +87,7 @@
     </w:p>
     <w:p>
       <w:r>
-        <w:t>The rounds are the same rounds. I want to describe them properly, because the ordinariness matters — because everything that comes after has to be laid on top of eight hours of a job I have done four nights a week for eleven years and can do with my hands while my head is somewhere else entirely.</w:t>
+        <w:t>The rounds are the same rounds. I want to describe them properly, because the ordinariness matters, because everything that comes after has to be laid on top of eight hours of a job I have done four nights a week for eleven years and can do with my hands while my head is somewhere else entirely.</w:t>
       </w:r>
     </w:p>
     <w:p>
@@ -192,7 +192,7 @@
     </w:p>
     <w:p>
       <w:r>
-        <w:t>The middle of a night shift has a shape. Between one and three you do the paperwork nobody does in daylight — the audits, the fridge temperatures, the controlled drugs count that takes two signatures and eleven minutes and which Angela and I have done together so many times we no longer speak during it.</w:t>
+        <w:t>The middle of a night shift has a shape. Between one and three you do the paperwork nobody does in daylight: the audits, the fridge temperatures, the controlled drugs count that takes two signatures and eleven minutes and which Angela and I have done together so many times we no longer speak during it.</w:t>
       </w:r>
     </w:p>
     <w:p>
@@ -317,7 +317,7 @@
     </w:p>
     <w:p>
       <w:r>
-        <w:t>The thing about not sleeping — the thing nobody tells you, because the people who tell you things about sleep are people who sleep — is that it doesn't feel like exhaustion. Not after the first months. It feels like standing slightly to the left of your own body. Everything still works. You still take blood pressure and chart medications and talk to a frightened old woman about a car that isn't there. You just do it from an inch outside yourself, watching your hands be competent.</w:t>
+        <w:t>The thing about not sleeping, the thing nobody tells you, because the people who tell you things about sleep are people who sleep, is that it doesn't feel like exhaustion. Not after the first months. It feels like standing slightly to the left of your own body. Everything still works. You still take blood pressure and chart medications and talk to a frightened old woman about a car that isn't there. You just do it from an inch outside yourself, watching your hands be competent.</w:t>
       </w:r>
     </w:p>
     <w:p>
@@ -401,7 +401,7 @@
     </w:p>
     <w:p>
       <w:r>
-        <w:t>The first four are nothing. Not silence — the particular textured nothing of a call placed somewhere with air moving. A room with a window open. A car with the engine off.</w:t>
+        <w:t>The first four are nothing. Not silence: the particular textured nothing of a call placed somewhere with air moving. A room with a window open. A car with the engine off.</w:t>
       </w:r>
     </w:p>
     <w:p>
@@ -441,7 +441,7 @@
     </w:p>
     <w:p>
       <w:r>
-        <w:t>The flat is exactly as I left it. That sounds like a stupid thing to note. It isn't. I've started noticing it every time — the specific arrangement of things, the mug on the drainer, the angle of the chair — because noticing it means I can compare it against the next time, and comparison is the only way I have left of knowing whether the world is behaving.</w:t>
+        <w:t>The flat is exactly as I left it. That sounds like a stupid thing to note. It isn't. I've started noticing it every time (the specific arrangement of things, the mug on the drainer, the angle of the chair) because noticing it means I can compare it against the next time, and comparison is the only way I have left of knowing whether the world is behaving.</w:t>
       </w:r>
     </w:p>
     <w:p>
@@ -471,7 +471,7 @@
     </w:p>
     <w:p>
       <w:r>
-        <w:t>The coroner said what coroners say. Detective Okonjo — who I met twice, who has a way of listening that makes you keep talking past the point where you meant to stop — said what she was allowed to say, which was that there was nothing further to investigate, said kindly, said twice.</w:t>
+        <w:t>The coroner said what coroners say. Detective Okonjo, who I met twice, who has a way of listening that makes you keep talking past the point where you meant to stop, said what she was allowed to say, which was that there was nothing further to investigate, said kindly, said twice.</w:t>
       </w:r>
     </w:p>
     <w:p>
@@ -491,7 +491,7 @@
     </w:p>
     <w:p>
       <w:r>
-        <w:t>Item one: *she said see you at Mum's — we weren't going to Mum's until the 23rd.*</w:t>
+        <w:t>Item one: *she said see you at Mum's, and we weren't going to Mum's until the 23rd.*</w:t>
       </w:r>
     </w:p>
     <w:p>
@@ -541,7 +541,7 @@
     </w:p>
     <w:p>
       <w:r>
-        <w:t>That's what I tell myself, and it works for almost an hour, and then I think: the timestamp says 2:14 *this morning*. Not the fourteenth of December. This morning. Which means either the phone is recording the delivery time rather than the call time — plausible, likely, probably documented somewhere in a support page I could find if I looked — or the call was placed at 2:14 this morning.</w:t>
+        <w:t>That's what I tell myself, and it works for almost an hour, and then I think: the timestamp says 2:14 *this morning*. Not the fourteenth of December. This morning. Which means either the phone is recording the delivery time rather than the call time (plausible, likely, probably documented somewhere in a support page I could find if I looked) or the call was placed at 2:14 this morning.</w:t>
       </w:r>
     </w:p>
     <w:p>
@@ -646,7 +646,7 @@
     </w:p>
     <w:p>
       <w:r>
-        <w:t>There is a place on the Kesselwood road, about a mile before the bend, with a sign that says SECURE SELF STORAGE — 24HR ACCESS in letters big enough to read at fifty miles an hour. I have driven past it perhaps three hundred times. I have never once gone in.</w:t>
+        <w:t>There is a place on the Kesselwood road, about a mile before the bend, with a sign that says SECURE SELF STORAGE, 24HR ACCESS in letters big enough to read at fifty miles an hour. I have driven past it perhaps three hundred times. I have never once gone in.</w:t>
       </w:r>
     </w:p>
     <w:p>
@@ -690,7 +690,7 @@
     </w:p>
     <w:p>
       <w:r>
-        <w:t>Actually — that's the first lie, and we're only three days in, so let me correct it while I still can.</w:t>
+        <w:t>Actually, no. That's the first lie, and we're only three days in, so let me correct it while I still can.</w:t>
       </w:r>
     </w:p>
     <w:p>
@@ -745,7 +745,7 @@
     </w:p>
     <w:p>
       <w:r>
-        <w:t>And she said — and I want to be exact — she said, "If I told you I'd done something stupid, would you help me fix it, or would you tell me it was stupid first?"</w:t>
+        <w:t>And she said, and I want to be exact about this, she said, "If I told you I'd done something stupid, would you help me fix it, or would you tell me it was stupid first?"</w:t>
       </w:r>
     </w:p>
     <w:p>
@@ -790,7 +790,7 @@
     </w:p>
     <w:p>
       <w:r>
-        <w:t>That's not a figure of speech. When our father left — I was fourteen, she was nine — I did the sensible things: I got the bus timetables sorted, I learned to do a shepherd's pie, I filled in the forms. And Nina walked into the kitchen one evening about three weeks in, at nine years old, and said, "You're being weird. You've stopped being annoying and it's worse."</w:t>
+        <w:t>That's not a figure of speech. When our father left (I was fourteen, she was nine) I did the sensible things: I got the bus timetables sorted, I learned to do a shepherd's pie, I filled in the forms. And Nina walked into the kitchen one evening about three weeks in, at nine years old, and said, "You're being weird. You've stopped being annoying and it's worse."</w:t>
       </w:r>
     </w:p>
     <w:p>
@@ -885,7 +885,7 @@
     </w:p>
     <w:p>
       <w:r>
-        <w:t>I take the parcel. It's from an online pharmacy — magnesium tablets, the third supplement I've tried since November, all of which have done nothing for anything.</w:t>
+        <w:t>I take the parcel. It's from an online pharmacy: magnesium tablets, the third supplement I've tried since November, all of which have done nothing for anything.</w:t>
       </w:r>
     </w:p>
     <w:p>
@@ -920,7 +920,7 @@
     </w:p>
     <w:p>
       <w:r>
-        <w:t>"It's on the parcel." He turns his hand over — the parcel that is now in my hands, my name printed on the label in the middle of the address, exactly where names go.</w:t>
+        <w:t>"It's on the parcel." He turns his hand over, the parcel that is now in my hands, my name printed on the label in the middle of the address, exactly where names go.</w:t>
       </w:r>
     </w:p>
     <w:p>
@@ -940,7 +940,7 @@
     </w:p>
     <w:p>
       <w:r>
-        <w:t>I don't know why I say it. I don't say things like that to people I've known for ninety seconds. I don't say things like that to people I've known for years — ask my mother.</w:t>
+        <w:t>I don't know why I say it. I don't say things like that to people I've known for ninety seconds. I don't say things like that to people I've known for years. Ask my mother.</w:t>
       </w:r>
     </w:p>
     <w:p>
@@ -1024,7 +1024,7 @@
     </w:p>
     <w:p>
       <w:r>
-        <w:t>She remembers me. That's the first thing that unsettles me — I'd prepared for having to explain who I was, had the sentence ready (*my sister was the Kesselwood road, December, you took my statement twice*), and she came out to the front desk and said "Elena" before I'd stood up.</w:t>
+        <w:t>She remembers me. That's the first thing that unsettles me. I'd prepared for having to explain who I was, had the sentence ready (*my sister was the Kesselwood road, December, you took my statement twice*), and she came out to the front desk and said "Elena" before I'd stood up.</w:t>
       </w:r>
     </w:p>
     <w:p>
@@ -1224,7 +1224,7 @@
     </w:p>
     <w:p>
       <w:r>
-        <w:t>The room does something. Not spins — I'm not going to give you spinning rooms, I'm a nurse, I know what actually happens to bodies. The room does the thing where you become extremely aware of the chair.</w:t>
+        <w:t>The room does something. Not spins. I'm not going to give you spinning rooms, I'm a nurse, I know what actually happens to bodies. The room does the thing where you become extremely aware of the chair.</w:t>
       </w:r>
     </w:p>
     <w:p>
@@ -1309,7 +1309,7 @@
     </w:p>
     <w:p>
       <w:r>
-        <w:t>SECURE SELF STORAGE — 24HR ACCESS.</w:t>
+        <w:t>SECURE SELF STORAGE, 24HR ACCESS.</w:t>
       </w:r>
     </w:p>
     <w:p>
@@ -1368,7 +1368,7 @@
     </w:p>
     <w:p>
       <w:r>
-        <w:t>A patient with dementia says something that appears to reference real events. You do not engage with the content. You do not confirm, you do not deny, you do not chase. You orient gently — *it's Tuesday, love, it's two in the morning, you're at Ridgemont* — you check their obs, and you write it in the log without editorial.</w:t>
+        <w:t>A patient with dementia says something that appears to reference real events. You do not engage with the content. You do not confirm, you do not deny, you do not chase. You orient gently, *it's Tuesday, love, it's two in the morning, you're at Ridgemont*, and you check their obs, and you write it in the log without editorial.</w:t>
       </w:r>
     </w:p>
     <w:p>
@@ -1423,7 +1423,7 @@
     </w:p>
     <w:p>
       <w:r>
-        <w:t>And the light goes out of it. I watch it happen — I've watched it happen a thousand times, in this room and forty others, and it never stops being like seeing a tide go out fast. Her hands start working at the blanket hem. Her mouth softens.</w:t>
+        <w:t>And the light goes out of it. I watch it happen. I've watched it happen a thousand times, in this room and forty others, and it never stops being like seeing a tide go out fast. Her hands start working at the blanket hem. Her mouth softens.</w:t>
       </w:r>
     </w:p>
     <w:p>
@@ -1498,7 +1498,7 @@
     </w:p>
     <w:p>
       <w:r>
-        <w:t>Her admission was expedited. That's unusual — the waiting list at Ridgemont runs eleven months and people die on it. Marguerite Ferrante went from referral to bed in nine days, and the reason is in a social work note dated the second of March last year:</w:t>
+        <w:t>Her admission was expedited. That's unusual. The waiting list at Ridgemont runs eleven months and people die on it. Marguerite Ferrante went from referral to bed in nine days, and the reason is in a social work note dated the second of March last year:</w:t>
       </w:r>
     </w:p>
     <w:p>
@@ -1528,7 +1528,7 @@
     </w:p>
     <w:p>
       <w:r>
-        <w:t>*Family GP reports Mrs F has become preoccupied with a road traffic incident in the vicinity of her property (Dec, previous year). Discussed with daughter of neighbour — no family of her own. Reassurance given. Preoccupation likely fixation secondary to cognitive decline; content not reality-based.*</w:t>
+        <w:t>*Family GP reports Mrs F has become preoccupied with a road traffic incident in the vicinity of her property (Dec, previous year). Discussed with daughter of neighbour, no family of her own. Reassurance given. Preoccupation likely fixation secondary to cognitive decline; content not reality-based.*</w:t>
       </w:r>
     </w:p>
     <w:p>
@@ -1683,7 +1683,7 @@
     </w:p>
     <w:p>
       <w:r>
-        <w:t>Nina left mine at eleven thirty in a taxi. I know because I heard the taxi. I know because I stood at the window and watched her get in — I remember the specific way she got into cars, half a duck, half a fall.</w:t>
+        <w:t>Nina left mine at eleven thirty in a taxi. I know because I heard the taxi. I know because I stood at the window and watched her get in. I remember the specific way she got into cars, half a duck, half a fall.</w:t>
       </w:r>
     </w:p>
     <w:p>
@@ -1708,7 +1708,7 @@
     </w:p>
     <w:p>
       <w:r>
-        <w:t>Between going to bed and my mother's phone call there is nothing. Not a gap — that's the wrong word, a gap implies edges. There's just the ordinary blankness of a night you slept through, the same blankness as every other night I'd slept through in thirty-four years, indistinguishable from all of them.</w:t>
+        <w:t>Between going to bed and my mother's phone call there is nothing. Not a gap. That's the wrong word, a gap implies edges. There's just the ordinary blankness of a night you slept through, the same blankness as every other night I'd slept through in thirty-four years, indistinguishable from all of them.</w:t>
       </w:r>
     </w:p>
     <w:p>
@@ -1728,7 +1728,7 @@
     </w:p>
     <w:p>
       <w:r>
-        <w:t>*Ruth gave me your number. She says you've got eleven seconds you want cleaning up. I'm free most days, I'm retired, that's a joke that stops being funny around the third time. — Ken Boyd*</w:t>
+        <w:t>*Ruth gave me your number. She says you've got eleven seconds you want cleaning up. I'm free most days, I'm retired, that's a joke that stops being funny around the third time. Ken Boyd*</w:t>
       </w:r>
     </w:p>
     <w:p>
@@ -1812,7 +1812,7 @@
     </w:p>
     <w:p>
       <w:r>
-        <w:t>He works for forty minutes. He talks the entire time — about noise reduction, about a thing called spectral repair, about a job he did in 1994 for a coroner in Leeds that he clearly still thinks about. I drink the tea. Duchess relocates from the speaker to my lap without consulting me.</w:t>
+        <w:t>He works for forty minutes. He talks the entire time: about noise reduction, about a thing called spectral repair, about a job he did in 1994 for a coroner in Leeds that he clearly still thinks about. I drink the tea. Duchess relocates from the speaker to my lap without consulting me.</w:t>
       </w:r>
     </w:p>
     <w:p>
@@ -2216,12 +2216,12 @@
     </w:p>
     <w:p>
       <w:r>
-        <w:t>The greenhouse is there, or a third of it — a rusted frame with most of the glass gone, standing in a rectangle of gravel that the storage company clearly ran out of budget before dealing with. There's a chain-link fence with a gap in it. There's a shopping trolley on its side, which is the international symbol for a place nobody comes to.</w:t>
-      </w:r>
-    </w:p>
-    <w:p>
-      <w:r>
-        <w:t>There's nothing here. Of course there's nothing here. What did I think I would find — a door with 47 on it and my sister's handwriting on a label?</w:t>
+        <w:t>The greenhouse is there, or a third of it: a rusted frame with most of the glass gone, standing in a rectangle of gravel that the storage company clearly ran out of budget before dealing with. There's a chain-link fence with a gap in it. There's a shopping trolley on its side, which is the international symbol for a place nobody comes to.</w:t>
+      </w:r>
+    </w:p>
+    <w:p>
+      <w:r>
+        <w:t>There's nothing here. Of course there's nothing here. What did I think I would find, a door with 47 on it and my sister's handwriting on a label?</w:t>
       </w:r>
     </w:p>
     <w:p>
@@ -2326,7 +2326,7 @@
     </w:p>
     <w:p>
       <w:r>
-        <w:t>Under any other circumstance I would say no. I have said no to every invitation issued to me since December of last year — my mother's, Priya's, the counselling group's, twice.</w:t>
+        <w:t>Under any other circumstance I would say no. I have said no to every invitation issued to me since December of last year: my mother's, Priya's, the counselling group's, twice.</w:t>
       </w:r>
     </w:p>
     <w:p>
@@ -2410,7 +2410,7 @@
     </w:p>
     <w:p>
       <w:r>
-        <w:t>He doesn't flinch. That's what I keep coming back to afterward — he doesn't flinch, doesn't scramble, doesn't do the thing a caught person does.</w:t>
+        <w:t>He doesn't flinch. That's what I keep coming back to afterward. He doesn't flinch, doesn't scramble, doesn't do the thing a caught person does.</w:t>
       </w:r>
     </w:p>
     <w:p>
@@ -2505,7 +2505,7 @@
     </w:p>
     <w:p>
       <w:r>
-        <w:t>He got it right that I have a sister. He got the eleven years right — she was five years younger, but she looked it, and people always said it.</w:t>
+        <w:t>He got it right that I have a sister. He got the eleven years right, because she was five years younger, but she looked it, and people always said it.</w:t>
       </w:r>
     </w:p>
     <w:p>
@@ -2575,7 +2575,7 @@
     </w:p>
     <w:p>
       <w:r>
-        <w:t>I come from the stairwell. I'm in my uniform. I stop about six feet in, and I stand there, facing the wall — not the wall, the door, room 24 — and I stand there for a long time. Bernie scrubs the timeline forward and I keep standing there. The counter runs on. Two minutes. Four.</w:t>
+        <w:t>I come from the stairwell. I'm in my uniform. I stop about six feet in, and I stand there, facing the wall. Not the wall, the door, room 24. And I stand there for a long time. Bernie scrubs the timeline forward and I keep standing there. The counter runs on. Two minutes. Four.</w:t>
       </w:r>
     </w:p>
     <w:p>
@@ -2620,7 +2620,7 @@
     </w:p>
     <w:p>
       <w:r>
-        <w:t>I make myself watch it properly this time, the way I'd watch a patient's gait — clinically, looking for the tell.</w:t>
+        <w:t>I make myself watch it properly this time, the way I'd watch a patient's gait: clinically, looking for the tell.</w:t>
       </w:r>
     </w:p>
     <w:p>
@@ -2670,7 +2670,7 @@
     </w:p>
     <w:p>
       <w:r>
-        <w:t>And then — and this is the part I do not tell Bernie, or Okonjo, or anybody, for another five weeks — she turns her head very slightly toward the camera.</w:t>
+        <w:t>And then, and this is the part I do not tell Bernie, or Okonjo, or anybody, for another five weeks, she turns her head very slightly toward the camera.</w:t>
       </w:r>
     </w:p>
     <w:p>
@@ -2784,7 +2784,7 @@
     </w:p>
     <w:p>
       <w:r>
-        <w:t>And the biggest risk factor — the one at the top of every list, above alcohol, above medication, above stress — is chronic sleep deprivation.</w:t>
+        <w:t>And the biggest risk factor, the one at the top of every list, above alcohol, above medication, above stress, is chronic sleep deprivation.</w:t>
       </w:r>
     </w:p>
     <w:p>
@@ -2829,7 +2829,7 @@
     </w:p>
     <w:p>
       <w:r>
-        <w:t>Nina's room is still Nina's room. Not a shrine — my mother is far too practical for a shrine — but the bed is made with the same duvet cover and there are three boxes stacked by the wardrobe with things in them that neither of us has been able to take to the charity shop.</w:t>
+        <w:t>Nina's room is still Nina's room. Not a shrine (my mother is far too practical for a shrine) but the bed is made with the same duvet cover and there are three boxes stacked by the wardrobe with things in them that neither of us has been able to take to the charity shop.</w:t>
       </w:r>
     </w:p>
     <w:p>
@@ -2879,7 +2879,7 @@
     </w:p>
     <w:p>
       <w:r>
-        <w:t>I ask to see Mrs. Ferrante's admission notes properly. This time I do it the right way — I ask the manager, and I give a reason that is true enough to survive contact.</w:t>
+        <w:t>I ask to see Mrs. Ferrante's admission notes properly. This time I do it the right way. I ask the manager, and I give a reason that is true enough to survive contact.</w:t>
       </w:r>
     </w:p>
     <w:p>
@@ -2904,7 +2904,7 @@
     </w:p>
     <w:p>
       <w:r>
-        <w:t>*1 suitcase, clothing. 1 photo album. 1 jewellery box (costume). 1 key, brass, unlabelled — resident distressed when removal attempted, permitted to retain.*</w:t>
+        <w:t>*1 suitcase, clothing. 1 photo album. 1 jewellery box (costume). 1 key, brass, unlabelled. Resident distressed when removal attempted, permitted to retain.*</w:t>
       </w:r>
     </w:p>
     <w:p>
@@ -3034,7 +3034,7 @@
     </w:p>
     <w:p>
       <w:r>
-        <w:t>A vehicle leaves the road at speed and enters water. The occupant is unrestrained or restrained. The mechanism of injury is deceleration — the body stops when the car stops, and the organs inside the body stop a fraction of a second later, and that fraction is what kills people.</w:t>
+        <w:t>A vehicle leaves the road at speed and enters water. The occupant is unrestrained or restrained. The mechanism of injury is deceleration: the body stops when the car stops, and the organs inside the body stop a fraction of a second later, and that fraction is what kills people.</w:t>
       </w:r>
     </w:p>
     <w:p>
@@ -3183,7 +3183,7 @@
     </w:p>
     <w:p>
       <w:r>
-        <w:t>Not *I remembered it.* It came out of my mouth ahead of me, the way your own front door code does, the way a thing you have typed does — the fingers know before the head.</w:t>
+        <w:t>Not *I remembered it.* It came out of my mouth ahead of me, the way your own front door code does, the way a thing you have typed does: the fingers know before the head.</w:t>
       </w:r>
     </w:p>
     <w:p>
@@ -3473,7 +3473,7 @@
     </w:p>
     <w:p>
       <w:r>
-        <w:t>I take it out. She turns it over in her palm and looks at the worn characters on the reverse — the ones I photographed, the ELP.</w:t>
+        <w:t>I take it out. She turns it over in her palm and looks at the worn characters on the reverse, the ones I photographed, the ELP.</w:t>
       </w:r>
     </w:p>
     <w:p>
@@ -3742,7 +3742,7 @@
     </w:p>
     <w:p>
       <w:r>
-        <w:t>Nina's things. Not the important ones — not her jewellery, not her laptop, none of the objects the family divided in that awful week. Small things. A hair tie. A lipstick worn down to the metal. Three ticket stubs. A hotel keycard. A photograph of the two of us on a beach at Whitby in about 2003, curled at one corner.</w:t>
+        <w:t>Nina's things. Not the important ones: not her jewellery, not her laptop, none of the objects the family divided in that awful week. Small things. A hair tie. A lipstick worn down to the metal. Three ticket stubs. A hotel keycard. A photograph of the two of us on a beach at Whitby in about 2003, curled at one corner.</w:t>
       </w:r>
     </w:p>
     <w:p>
@@ -3777,7 +3777,7 @@
     </w:p>
     <w:p>
       <w:r>
-        <w:t>Not similar to mine. Mine — the specific way I make a lowercase g with the tail that doesn't close, the way I cross a t high, the leftward slant I've had since school and hated since school.</w:t>
+        <w:t>Not similar to mine. Mine. The specific way I make a lowercase g with the tail that doesn't close, the way I cross a t high, the leftward slant I've had since school and hated since school.</w:t>
       </w:r>
     </w:p>
     <w:p>
@@ -3822,7 +3822,7 @@
     </w:p>
     <w:p>
       <w:r>
-        <w:t>Page after page. Dates through the winter and spring and summer of last year, into the autumn, into January of this one. Some entries are three lines. Some run over. All of them are mine, and I have no memory — not a fragment, not a shadow — of writing a single word.</w:t>
+        <w:t>Page after page. Dates through the winter and spring and summer of last year, into the autumn, into January of this one. Some entries are three lines. Some run over. All of them are mine, and I have no memory, not a fragment, not a shadow, of writing a single word.</w:t>
       </w:r>
     </w:p>
     <w:p>
@@ -3837,7 +3837,7 @@
     </w:p>
     <w:p>
       <w:r>
-        <w:t>Because on page forty the writing changes. Not the hand — it's still mine — but the *pressure*. Up to page thirty-nine everything is written in the neat, small, slightly cramped way I write notes at work, the way you write when you might have to read it back to a coroner.</w:t>
+        <w:t>Because on page forty the writing changes. Not the hand, which is still mine, but the *pressure*. Up to page thirty-nine everything is written in the neat, small, slightly cramped way I write notes at work, the way you write when you might have to read it back to a coroner.</w:t>
       </w:r>
     </w:p>
     <w:p>
@@ -3961,7 +3961,7 @@
     </w:p>
     <w:p>
       <w:r>
-        <w:t>I am sitting in her office. The notebook is in my bag, on the floor, between my feet. The shoebox is in the boot of my car with Nina's house keys in it — house keys I reported missing, which makes them, at minimum, an item of interest in a file, and which makes me, at minimum, a person who found them and said nothing.</w:t>
+        <w:t>I am sitting in her office. The notebook is in my bag, on the floor, between my feet. The shoebox is in the boot of my car with Nina's house keys in it, house keys I reported missing, which makes them, at minimum, an item of interest in a file, and which makes me, at minimum, a person who found them and said nothing.</w:t>
       </w:r>
     </w:p>
     <w:p>
@@ -3981,7 +3981,7 @@
     </w:p>
     <w:p>
       <w:r>
-        <w:t>And the thing underneath it — the reason, which I can see now and could not see then — is this:</w:t>
+        <w:t>And the thing underneath it, the reason, which I can see now and could not see then, is this:</w:t>
       </w:r>
     </w:p>
     <w:p>
@@ -4016,7 +4016,7 @@
     </w:p>
     <w:p>
       <w:r>
-        <w:t>I read the notebook properly that night. Not at work — I've asked for two shifts off, which I have never done, and Denise agreed so fast that I understand I look worse than I think I do.</w:t>
+        <w:t>I read the notebook properly that night. Not at work. I've asked for two shifts off, which I have never done, and Denise agreed so fast that I understand I look worse than I think I do.</w:t>
       </w:r>
     </w:p>
     <w:p>
@@ -4056,7 +4056,7 @@
     </w:p>
     <w:p>
       <w:r>
-        <w:t>She — I — whoever writes in this notebook goes back to the Kesselwood road. Repeatedly. Twenty-two of the sixty-one entries reference the bend, the gate, the cottages, the verge. There are measurements. There is, on one page, a sketch of the road with an X and an arrow and the note *no glass here, why*.</w:t>
+        <w:t>She, or I, or whoever writes in this notebook, goes back to the Kesselwood road. Repeatedly. Twenty-two of the sixty-one entries reference the bend, the gate, the cottages, the verge. There are measurements. There is, on one page, a sketch of the road with an X and an arrow and the note *no glass here, why*.</w:t>
       </w:r>
     </w:p>
     <w:p>
@@ -4146,7 +4146,7 @@
     </w:p>
     <w:p>
       <w:r>
-        <w:t>Ten to five in the morning. I would have been asleep. I was asleep — that's a Tuesday, I know it's a Tuesday because I did four nights that week and Wednesday was my first off, and I would have got home at seven on the Tuesday morning and gone to bed.</w:t>
+        <w:t>Ten to five in the morning. I would have been asleep. I was asleep. That's a Tuesday, I know it's a Tuesday because I did four nights that week and Wednesday was my first off, and I would have got home at seven on the Tuesday morning and gone to bed.</w:t>
       </w:r>
     </w:p>
     <w:p>
@@ -4216,7 +4216,7 @@
     </w:p>
     <w:p>
       <w:r>
-        <w:t>"She was my student." He leans on the doorframe, not casually — like he needs it. "Guitar, badly, for about a year. She was the worst student I've ever had and the only one I ever looked forward to." Something moves across his face and he lets it. "She talked about you constantly. *My sister the nurse who doesn't sleep.* That was before — she meant it as a joke about your shifts."</w:t>
+        <w:t>"She was my student." He leans on the doorframe, not casually, like he needs it. "Guitar, badly, for about a year. She was the worst student I've ever had and the only one I ever looked forward to." Something moves across his face and he lets it. "She talked about you constantly. *My sister the nurse who doesn't sleep.* That was before — she meant it as a joke about your shifts."</w:t>
       </w:r>
     </w:p>
     <w:p>
@@ -4266,7 +4266,7 @@
     </w:p>
     <w:p>
       <w:r>
-        <w:t>And here — finally — he does something with his face.</w:t>
+        <w:t>And here, finally, he does something with his face.</w:t>
       </w:r>
     </w:p>
     <w:p>
@@ -4365,7 +4365,7 @@
     </w:p>
     <w:p>
       <w:r>
-        <w:t>His flat is the mirror image of mine, which is disorienting — the same rooms in the wrong order, like a word said backwards. There's a piano where my sofa is. There are boxes he hasn't unpacked after five months.</w:t>
+        <w:t>His flat is the mirror image of mine, which is disorienting: the same rooms in the wrong order, like a word said backwards. There's a piano where my sofa is. There are boxes he hasn't unpacked after five months.</w:t>
       </w:r>
     </w:p>
     <w:p>
@@ -4699,7 +4699,7 @@
     </w:p>
     <w:p>
       <w:r>
-        <w:t>Not from fear — I want to be accurate about this, because it would be a tidier book if I'd been frightened. What I feel is something closer to professional embarrassment, which I recognise as absurd even at the time.</w:t>
+        <w:t>Not from fear. I want to be accurate about this, because it would be a tidier book if I'd been frightened. What I feel is something closer to professional embarrassment, which I recognise as absurd even at the time.</w:t>
       </w:r>
     </w:p>
     <w:p>
@@ -4729,7 +4729,7 @@
     </w:p>
     <w:p>
       <w:r>
-        <w:t>Because I know the pathway. I *am* the pathway. You disclose parasomnia with amnesia and confusional arousal to a GP, and if you're lucky you get a sleep clinic referral in nine months. And if you're unlucky — if the GP is thorough, if they ask the right question about your driving — there is a form, and the form goes to the DVLA, and my licence is my job.</w:t>
+        <w:t>Because I know the pathway. I *am* the pathway. You disclose parasomnia with amnesia and confusional arousal to a GP, and if you're lucky you get a sleep clinic referral in nine months. And if you're unlucky, if the GP is thorough, if they ask the right question about your driving, there is a form, and the form goes to the DVLA, and my licence is my job.</w:t>
       </w:r>
     </w:p>
     <w:p>
@@ -4744,7 +4744,7 @@
     </w:p>
     <w:p>
       <w:r>
-        <w:t>It's a cheap thing, a security camera meant for people who want to watch their dogs — sixty pounds, plugs into a socket, streams to an app, records to a card when it detects motion. I set it up on the bookshelf in the bedroom facing the bed and I test it by walking about, and the app shows me a small grainy grey woman walking about, and something about seeing myself in infrared makes my skin crawl in a way I decide not to examine.</w:t>
+        <w:t>It's a cheap thing, a security camera meant for people who want to watch their dogs: sixty pounds, plugs into a socket, streams to an app, records to a card when it detects motion. I set it up on the bookshelf in the bedroom facing the bed and I test it by walking about, and the app shows me a small grainy grey woman walking about, and something about seeing myself in infrared makes my skin crawl in a way I decide not to examine.</w:t>
       </w:r>
     </w:p>
     <w:p>
@@ -4784,17 +4784,17 @@
     </w:p>
     <w:p>
       <w:r>
-        <w:t>**01:47 — 12 seconds.** I turn over. Nothing.</w:t>
-      </w:r>
-    </w:p>
-    <w:p>
-      <w:r>
-        <w:t>**02:31 — 8 seconds.** My arm comes out from under the duvet and hangs there. Nothing.</w:t>
-      </w:r>
-    </w:p>
-    <w:p>
-      <w:r>
-        <w:t>**03:12 — 4 minutes 30, the maximum clip length.**</w:t>
+        <w:t>**01:47, 12 seconds.** I turn over. Nothing.</w:t>
+      </w:r>
+    </w:p>
+    <w:p>
+      <w:r>
+        <w:t>**02:31, 8 seconds.** My arm comes out from under the duvet and hangs there. Nothing.</w:t>
+      </w:r>
+    </w:p>
+    <w:p>
+      <w:r>
+        <w:t>**03:12, 4 minutes 30, the maximum clip length.**</w:t>
       </w:r>
     </w:p>
     <w:p>
@@ -4804,7 +4804,7 @@
     </w:p>
     <w:p>
       <w:r>
-        <w:t>Not the way a person sits up when they wake — none of the negotiation, the propping, the two false starts. I sit up in one movement, straight-backed, and I stay there.</w:t>
+        <w:t>Not the way a person sits up when they wake: none of the negotiation, the propping, the two false starts. I sit up in one movement, straight-backed, and I stay there.</w:t>
       </w:r>
     </w:p>
     <w:p>
@@ -4819,12 +4819,12 @@
     </w:p>
     <w:p>
       <w:r>
-        <w:t>**03:17 — 4 minutes 30.** Empty room.</w:t>
-      </w:r>
-    </w:p>
-    <w:p>
-      <w:r>
-        <w:t>**03:22 — 4 minutes 30.** Empty room.</w:t>
+        <w:t>**03:17, 4 minutes 30.** Empty room.</w:t>
+      </w:r>
+    </w:p>
+    <w:p>
+      <w:r>
+        <w:t>**03:22, 4 minutes 30.** Empty room.</w:t>
       </w:r>
     </w:p>
     <w:p>
@@ -4839,7 +4839,7 @@
     </w:p>
     <w:p>
       <w:r>
-        <w:t>I don't know what I think I'm going to see. That's not true — I do know. I think I'm going to see somebody else come into the room.</w:t>
+        <w:t>I don't know what I think I'm going to see. That's not true. I do know. I think I'm going to see somebody else come into the room.</w:t>
       </w:r>
     </w:p>
     <w:p>
@@ -4849,7 +4849,7 @@
     </w:p>
     <w:p>
       <w:r>
-        <w:t>**04:02 — 3 minutes 11.**</w:t>
+        <w:t>**04:02, 3 minutes 11.**</w:t>
       </w:r>
     </w:p>
     <w:p>
@@ -5228,7 +5228,7 @@
     </w:p>
     <w:p>
       <w:r>
-        <w:t>"There were two of them, love." She frowns, not at me — at the memory, the way you frown at a thing you're holding up to the light. "They'd been shouting. Not screaming, mind. Shouting the way sisters do."</w:t>
+        <w:t>"There were two of them, love." She frowns, not at me but at the memory, the way you frown at a thing you're holding up to the light. "They'd been shouting. Not screaming, mind. Shouting the way sisters do."</w:t>
       </w:r>
     </w:p>
     <w:p>
@@ -5238,7 +5238,7 @@
     </w:p>
     <w:p>
       <w:r>
-        <w:t>And Mrs. Ferrante — eighty-two, dementia, a witness no lawyer would touch — says, in a completely different voice, a young voice, a mimic's voice, the voice of a woman repeating something she heard once through a hedge in the cold and has not been able to put down since:</w:t>
+        <w:t>And Mrs. Ferrante, eighty-two, dementia, a witness no lawyer would touch, says, in a completely different voice, a young voice, a mimic's voice, the voice of a woman repeating something she heard once through a hedge in the cold and has not been able to put down since:</w:t>
       </w:r>
     </w:p>
     <w:p>
@@ -5353,7 +5353,7 @@
     </w:p>
     <w:p>
       <w:r>
-        <w:t>There is a version of me — the one who has done this job for eleven years, the one who trains new starters and tells them that a person with dementia is a person first — who would have stopped at the second question.</w:t>
+        <w:t>There is a version of me, the one who has done this job for eleven years, the one who trains new starters and tells them that a person with dementia is a person first, who would have stopped at the second question.</w:t>
       </w:r>
     </w:p>
     <w:p>
@@ -5657,7 +5657,7 @@
     </w:p>
     <w:p>
       <w:r>
-        <w:t>It isn't there. Not deleted-and-recoverable, not in the archive — the note is gone, and the app tells me in its cheerful way that it was last edited eleven days ago, and eleven days ago is the night the voicemail arrived.</w:t>
+        <w:t>It isn't there. Not deleted-and-recoverable, not in the archive. The note is gone, and the app tells me in its cheerful way that it was last edited eleven days ago, and eleven days ago is the night the voicemail arrived.</w:t>
       </w:r>
     </w:p>
     <w:p>
@@ -5697,7 +5697,7 @@
     </w:p>
     <w:p>
       <w:r>
-        <w:t>I stand in my kitchen at — I don't know, the clock has stopped meaning anything, let's say some hour — and I look at a spiral-bound A5 notebook that is not there, and I think, quite calmly: right. This is the bit where I go to hospital.</w:t>
+        <w:t>I stand in my kitchen at, I don't know, the clock has stopped meaning anything, let's say some hour, and I look at a spiral-bound A5 notebook that is not there, and I think, quite calmly: right. This is the bit where I go to hospital.</w:t>
       </w:r>
     </w:p>
     <w:p>
@@ -5772,7 +5772,7 @@
     </w:p>
     <w:p>
       <w:r>
-        <w:t>I don't move. I don't blink. I sit with my hands at ten and two and I look at her, and she does not turn around, and I say — and I hear my own voice, thin and reasonable in the closed car — I say:</w:t>
+        <w:t>I don't move. I don't blink. I sit with my hands at ten and two and I look at her, and she does not turn around, and I say, and I hear my own voice, thin and reasonable in the closed car, I say:</w:t>
       </w:r>
     </w:p>
     <w:p>
@@ -5807,7 +5807,7 @@
     </w:p>
     <w:p>
       <w:r>
-        <w:t>And instead of driving home, I drive the three hundred metres to the bend, and I stop on the verge with the hazards on — *click, click, click,* one beat a second, the sound under eleven seconds of nothing — and I get out.</w:t>
+        <w:t>And instead of driving home, I drive the three hundred metres to the bend, and I stop on the verge with the hazards on, *click, click, click,* one beat a second, the sound under eleven seconds of nothing, and I get out.</w:t>
       </w:r>
     </w:p>
     <w:p>
@@ -5881,7 +5881,7 @@
     </w:p>
     <w:p>
       <w:r>
-        <w:t>I have spent four months treating that as a technique — the patience of a man managing me. And lying on a bed at eight in the morning in a coat, it occurs to me for the first time that it might simply be what it looks like, which is a person being careful with someone.</w:t>
+        <w:t>I have spent four months treating that as a technique: the patience of a man managing me. And lying on a bed at eight in the morning in a coat, it occurs to me for the first time that it might simply be what it looks like, which is a person being careful with someone.</w:t>
       </w:r>
     </w:p>
     <w:p>
@@ -6205,7 +6205,7 @@
     </w:p>
     <w:p>
       <w:r>
-        <w:t>It isn't what people imagine. There's no dramatic admission, no restraint, nobody says *sectioned* — I go in voluntarily on the Friday afternoon with a bag Adrian packs badly, and a consultant called Dr. Iyer takes a history for two hours and asks me, at the end of it, the only question anybody has asked me correctly in fourteen months:</w:t>
+        <w:t>It isn't what people imagine. There's no dramatic admission, no restraint, nobody says *sectioned*. I go in voluntarily on the Friday afternoon with a bag Adrian packs badly, and a consultant called Dr. Iyer takes a history for two hours and asks me, at the end of it, the only question anybody has asked me correctly in fourteen months:</w:t>
       </w:r>
     </w:p>
     <w:p>
@@ -6250,7 +6250,7 @@
     </w:p>
     <w:p>
       <w:r>
-        <w:t>Being on the wrong side of it is not humbling. That's the word people use and it's wrong. It's *disorienting* — like hearing your own voice on a recording. All the same sounds, arranged for somebody else.</w:t>
+        <w:t>Being on the wrong side of it is not humbling. That's the word people use and it's wrong. It's *disorienting*, like hearing your own voice on a recording. All the same sounds, arranged for somebody else.</w:t>
       </w:r>
     </w:p>
     <w:p>
@@ -6619,7 +6619,7 @@
     </w:p>
     <w:p>
       <w:r>
-        <w:t>Nobody's memory returns in a flash. Mine returns the way a photograph develops in a tray — you look at it and there's nothing, and you look at it and there's nothing, and then you look away and back and it has been there the whole time.</w:t>
+        <w:t>Nobody's memory returns in a flash. Mine returns the way a photograph develops in a tray: you look at it and there's nothing, and you look at it and there's nothing, and then you look away and back and it has been there the whole time.</w:t>
       </w:r>
     </w:p>
     <w:p>
@@ -6639,7 +6639,7 @@
     </w:p>
     <w:p>
       <w:r>
-        <w:t>That's all. That's the whole of it, for about ninety seconds — a door, my shoulder, the temperature change.</w:t>
+        <w:t>That's all. That's the whole of it, for about ninety seconds: a door, my shoulder, the temperature change.</w:t>
       </w:r>
     </w:p>
     <w:p>
@@ -6679,7 +6679,7 @@
     </w:p>
     <w:p>
       <w:r>
-        <w:t>I sit with all of it for perhaps twenty minutes. The ward does its night sounds — a buzzer somewhere, a trolley, the low conversation of two people at the desk who think everyone is asleep.</w:t>
+        <w:t>I sit with all of it for perhaps twenty minutes. The ward does its night sounds: a buzzer somewhere, a trolley, the low conversation of two people at the desk who think everyone is asleep.</w:t>
       </w:r>
     </w:p>
     <w:p>
@@ -6714,12 +6714,12 @@
     </w:p>
     <w:p>
       <w:r>
-        <w:t>*El don't be like this but I've had 2 and I'm driving home in a bit. Before you type the thing — I know. I'm telling you because you asked me to tell you. x*</w:t>
-      </w:r>
-    </w:p>
-    <w:p>
-      <w:r>
-        <w:t>I read it standing in my kitchen and I felt the whole of it arrive at once — the fear, and under the fear, immediately, the anger, because with me they have never been separable, and because three days earlier she had sat in my flat and asked me a question and I had made a joke of the answer.</w:t>
+        <w:t>*El don't be like this but I've had 2 and I'm driving home in a bit. Before you type the thing, I know. I'm telling you because you asked me to tell you. x*</w:t>
+      </w:r>
+    </w:p>
+    <w:p>
+      <w:r>
+        <w:t>I read it standing in my kitchen and I felt the whole of it arrive at once: the fear, and under the fear, immediately, the anger, because with me they have never been separable, and because three days earlier she had sat in my flat and asked me a question and I had made a joke of the answer.</w:t>
       </w:r>
     </w:p>
     <w:p>
@@ -6799,7 +6799,7 @@
     </w:p>
     <w:p>
       <w:r>
-        <w:t>And I said — and this is mine, this is the one I own, this is not the sentence an eighty-two-year-old woman heard through a hedge but the one that came before it —</w:t>
+        <w:t>And I said, and this is mine, this is the one I own, this is not the sentence an eighty-two-year-old woman heard through a hedge but the one that came before it.</w:t>
       </w:r>
     </w:p>
     <w:p>
@@ -6844,7 +6844,7 @@
     </w:p>
     <w:p>
       <w:r>
-        <w:t>And she said — and here it is, the sentence, the one an eighty-two-year-old woman heard through a hedge and could not put down, the one I have known every second of every day for fourteen months without once being able to say it out loud:</w:t>
+        <w:t>And she said, and here it is, the sentence, the one an eighty-two-year-old woman heard through a hedge and could not put down, the one I have known every second of every day for fourteen months without once being able to say it out loud:</w:t>
       </w:r>
     </w:p>
     <w:p>
@@ -6884,7 +6884,7 @@
     </w:p>
     <w:p>
       <w:r>
-        <w:t>So she called the other one. The pay-as-you-go, in my coat pocket, bought in cash in Cranleigh in November — bought because in November she had promised me she'd stop and I had not believed her, and I had wanted a number she wouldn't recognise, so that if she wouldn't answer to me she might answer to a stranger. That's what it was for. That is the whole shabby, loving, useless reason it existed.</w:t>
+        <w:t>So she called the other one. The pay-as-you-go, in my coat pocket, bought in cash in Cranleigh in November, bought because in November she had promised me she'd stop and I had not believed her, and I had wanted a number she wouldn't recognise, so that if she wouldn't answer to me she might answer to a stranger. That's what it was for. That is the whole shabby, loving, useless reason it existed.</w:t>
       </w:r>
     </w:p>
     <w:p>
@@ -6904,7 +6904,7 @@
     </w:p>
     <w:p>
       <w:r>
-        <w:t>And I walked down. With the torch on my phone — the other phone, the one nobody knew about. And I stood at the barrier, and I looked down at the car in the dark and the water, and I did not go down the bank, and I did not ring 999.</w:t>
+        <w:t>And I walked down. With the torch on my phone, the other phone, the one nobody knew about. And I stood at the barrier, and I looked down at the car in the dark and the water, and I did not go down the bank, and I did not ring 999.</w:t>
       </w:r>
     </w:p>
     <w:p>
@@ -6934,7 +6934,7 @@
     </w:p>
     <w:p>
       <w:r>
-        <w:t>The third is that in the moment I stood at that barrier, some part of me — small, fast, and entirely real — was aware that if I called 999 I would have to say who I was and where I had been and why I had got out of the car.</w:t>
+        <w:t>The third is that in the moment I stood at that barrier, some part of me, small, fast, and entirely real, was aware that if I called 999 I would have to say who I was and where I had been and why I had got out of the car.</w:t>
       </w:r>
     </w:p>
     <w:p>
@@ -6964,7 +6964,7 @@
     </w:p>
     <w:p>
       <w:r>
-        <w:t>And at 06:15 I turned my phone back on in my own flat, and at ten past one — no. That's wrong. That's the version. My mother rang at ten past one and I was on the Kesselwood road.</w:t>
+        <w:t>And at 06:15 I turned my phone back on in my own flat, and at ten past one. No. That's wrong. That's the version. My mother rang at ten past one and I was on the Kesselwood road.</w:t>
       </w:r>
     </w:p>
     <w:p>
@@ -7323,7 +7323,7 @@
     </w:p>
     <w:p>
       <w:r>
-        <w:t>"I told her on Thursday. Before you remembered anything. She was — " he makes a small sound that isn't a laugh — "she was extremely unimpressed with me, and she wrote it all down, and she said the phrase *you should have come forward in December of last year, Mr. Cole,* and she's right."</w:t>
+        <w:t>"I told her on Thursday. Before you remembered anything. She was — " he makes a small sound that isn't a laugh, "she was extremely unimpressed with me, and she wrote it all down, and she said the phrase *you should have come forward in December of last year, Mr. Cole,* and she's right."</w:t>
       </w:r>
     </w:p>
     <w:p>
@@ -7647,7 +7647,7 @@
     </w:p>
     <w:p>
       <w:r>
-        <w:t>"Good," she says, and that's all, and she never asks again, and I find out about eleven months later — from a nurse on a completely unrelated ward, of all places — that she rang Dr. Iyer's team the day she read it, before she ever raised it with me.</w:t>
+        <w:t>"Good," she says, and that's all, and she never asks again, and I find out about eleven months later, from a nurse on a completely unrelated ward, of all places, that she rang Dr. Iyer's team the day she read it, before she ever raised it with me.</w:t>
       </w:r>
     </w:p>
     <w:p>
@@ -7662,7 +7662,7 @@
     </w:p>
     <w:p>
       <w:r>
-        <w:t>It is not a horror object. That's what surprises me. Awake, I had been frightened of it — a thing written by a stranger with my hands.</w:t>
+        <w:t>It is not a horror object. That's what surprises me. Awake, I had been frightened of it: a thing written by a stranger with my hands.</w:t>
       </w:r>
     </w:p>
     <w:p>
@@ -7672,7 +7672,7 @@
     </w:p>
     <w:p>
       <w:r>
-        <w:t>She — I — spent fourteen months going back to a road twice a month in the dark, taking measurements, drawing the bend from memory, noting where the glass wasn't. Sitting in a lay-by. Standing at a gate.</w:t>
+        <w:t>She, or I, spent fourteen months going back to a road twice a month in the dark, taking measurements, drawing the bend from memory, noting where the glass wasn't. Sitting in a lay-by. Standing at a gate.</w:t>
       </w:r>
     </w:p>
     <w:p>
@@ -7697,7 +7697,7 @@
     </w:p>
     <w:p>
       <w:r>
-        <w:t>I had read that in a record shop storeroom and heard something monstrous in it — a third person, a stranger in my own hand, talking about me.</w:t>
+        <w:t>I had read that in a record shop storeroom and heard something monstrous in it: a third person, a stranger in my own hand, talking about me.</w:t>
       </w:r>
     </w:p>
     <w:p>
@@ -7767,7 +7767,7 @@
     </w:p>
     <w:p>
       <w:r>
-        <w:t>I have spent two years believing that what I was carrying was a secret. It wasn't. Or it wasn't only that. Underneath the secret there was just an enormous, ordinary, unspectacular missing, which had nowhere to go because I would not let it out in daylight — so it went out at four in the morning, in a locker in a record shop, in nineteen words about bread.</w:t>
+        <w:t>I have spent two years believing that what I was carrying was a secret. It wasn't. Or it wasn't only that. Underneath the secret there was just an enormous, ordinary, unspectacular missing, which had nowhere to go because I would not let it out in daylight, so it went out at four in the morning, in a locker in a record shop, in nineteen words about bread.</w:t>
       </w:r>
     </w:p>
     <w:p>
@@ -7881,7 +7881,7 @@
     </w:p>
     <w:p>
       <w:r>
-        <w:t>Room 12 in daylight is a different room. I have only ever seen it at two in the morning. There's a window I've never seen the view from — the car park, four cars, a hedge and the road.</w:t>
+        <w:t>Room 12 in daylight is a different room. I have only ever seen it at two in the morning. There's a window I've never seen the view from: the car park, four cars, a hedge and the road.</w:t>
       </w:r>
     </w:p>
     <w:p>
@@ -7996,7 +7996,7 @@
     </w:p>
     <w:p>
       <w:r>
-        <w:t>There are nine people at the funeral. Four are staff from Ridgemont on their day off. There is no family. The celebrant reads out a life in six minutes — born in Naples in 1943, came to England at nineteen, married Roberto in 1966, forty-one years at Kesselwood Cottages, no children — and gets her name wrong twice, and nobody corrects him, because there is nobody there whose job it is to.</w:t>
+        <w:t>There are nine people at the funeral. Four are staff from Ridgemont on their day off. There is no family. The celebrant reads out a life in six minutes (born in Naples in 1943, came to England at nineteen, married Roberto in 1966, forty-one years at Kesselwood Cottages, no children) and gets her name wrong twice, and nobody corrects him, because there is nobody there whose job it is to.</w:t>
       </w:r>
     </w:p>
     <w:p>
@@ -8161,7 +8161,7 @@
     </w:p>
     <w:p>
       <w:r>
-        <w:t>There's a hearing in August. Not a court — the nursing council, because Angela wrote it up as she said she would and because a registered nurse spending forty minutes questioning a resident with dementia at two in the morning is a thing that has to go somewhere.</w:t>
+        <w:t>There's a hearing in August. Not a court. The nursing council, because Angela wrote it up as she said she would and because a registered nurse spending forty minutes questioning a resident with dementia at two in the morning is a thing that has to go somewhere.</w:t>
       </w:r>
     </w:p>
     <w:p>
@@ -8216,7 +8216,7 @@
     </w:p>
     <w:p>
       <w:r>
-        <w:t>I go to that funeral too. There are more people than I expect — a lot of men in their seventies who all seem to know each other from somewhere technical, and who talk in the crematorium car park about a job in Leeds in 1994 as if it happened last year.</w:t>
+        <w:t>I go to that funeral too. There are more people than I expect: a lot of men in their seventies who all seem to know each other from somewhere technical, and who talk in the crematorium car park about a job in Leeds in 1994 as if it happened last year.</w:t>
       </w:r>
     </w:p>
     <w:p>
@@ -8246,7 +8246,7 @@
     </w:p>
     <w:p>
       <w:r>
-        <w:t>I think about Ken more than I expect to, over that autumn. About a man who spent thirty years cleaning up the last recorded seconds of other people's lives, and who told me straight out, at the very beginning, that he did sound and not fault — and who was the only person in the whole of it who warned me, before I'd even started, that I was about to build a house on eleven seconds.</w:t>
+        <w:t>I think about Ken more than I expect to, over that autumn. About a man who spent thirty years cleaning up the last recorded seconds of other people's lives, and who told me straight out, at the very beginning, that he did sound and not fault, and who was the only person in the whole of it who warned me, before I'd even started, that I was about to build a house on eleven seconds.</w:t>
       </w:r>
     </w:p>
     <w:p>
@@ -8256,7 +8256,7 @@
     </w:p>
     <w:p>
       <w:r>
-        <w:t>I sleep about six hours a night. Some weeks five. In February — the anniversary of the anniversary, which nobody warns you about — I have a run of four bad nights and I ring Priti and she moves my appointment up, and that's the whole crisis: I make a phone call and someone moves an appointment.</w:t>
+        <w:t>I sleep about six hours a night. Some weeks five. In February, the anniversary of the anniversary, which nobody warns you about, I have a run of four bad nights and I ring Priti and she moves my appointment up, and that's the whole crisis: I make a phone call and someone moves an appointment.</w:t>
       </w:r>
     </w:p>
     <w:p>
@@ -8311,7 +8311,7 @@
     </w:p>
     <w:p>
       <w:r>
-        <w:t>And we both do it, at the same time, badly — the specific noise Nina made, half a groan and half a laugh, the one she made when something was too much and she loved it.</w:t>
+        <w:t>And we both do it, at the same time, badly: the specific noise Nina made, half a groan and half a laugh, the one she made when something was too much and she loved it.</w:t>
       </w:r>
     </w:p>
     <w:p>
@@ -8350,7 +8350,7 @@
     </w:p>
     <w:p>
       <w:r>
-        <w:t>My mother organises it, which is itself remarkable — for two years my mother has organised nothing, has answered the phone on Sundays and put it down after eleven minutes, has kept a house so tidy you could tell nobody was living in it.</w:t>
+        <w:t>My mother organises it, which is itself remarkable, because for two years my mother has organised nothing, has answered the phone on Sundays and put it down after eleven minutes, has kept a house so tidy you could tell nobody was living in it.</w:t>
       </w:r>
     </w:p>
     <w:p>
@@ -8749,7 +8749,7 @@
     </w:p>
     <w:p>
       <w:r>
-        <w:t>It takes forty minutes I do not have. There are meetings about this — about "capacity" and "visit duration" and a phrase I have come to hate, which is "scope of role."</w:t>
+        <w:t>It takes forty minutes I do not have. There are meetings about this: about "capacity" and "visit duration" and a phrase I have come to hate, which is "scope of role."</w:t>
       </w:r>
     </w:p>
     <w:p>
@@ -8769,7 +8769,7 @@
     </w:p>
     <w:p>
       <w:r>
-        <w:t>Priti says this is what she means by *the wanting to not know* being the thing to watch — that the opposite of it isn't confessing, it's just saying ordinary true things at ordinary volume, on Thursdays, in rooms where it's inconvenient.</w:t>
+        <w:t>Priti says this is what she means by *the wanting to not know* being the thing to watch: that the opposite of it isn't confessing, it's just saying ordinary true things at ordinary volume, on Thursdays, in rooms where it's inconvenient.</w:t>
       </w:r>
     </w:p>
     <w:p>
@@ -8799,7 +8799,7 @@
     </w:p>
     <w:p>
       <w:r>
-        <w:t>I gave my car keys to Adrian for four months. Not symbolically — he kept them in his flat and I knocked on his door in the morning when I needed the car, which is humiliating for about three weeks and then becomes as ordinary as anything else.</w:t>
+        <w:t>I gave my car keys to Adrian for four months. Not symbolically. He kept them in his flat and I knocked on his door in the morning when I needed the car, which is humiliating for about three weeks and then becomes as ordinary as anything else.</w:t>
       </w:r>
     </w:p>
     <w:p>
@@ -8809,7 +8809,7 @@
     </w:p>
     <w:p>
       <w:r>
-        <w:t>I do not work nights. That's permanent. It cost me eleven years of seniority and about six thousand a year, and it is not negotiable, and when the agency rings — they always ring, they are always short — I say no in the first sentence.</w:t>
+        <w:t>I do not work nights. That's permanent. It cost me eleven years of seniority and about six thousand a year, and it is not negotiable, and when the agency rings, and they always ring, they are always short, I say no in the first sentence.</w:t>
       </w:r>
     </w:p>
     <w:p>
@@ -8859,7 +8859,7 @@
     </w:p>
     <w:p>
       <w:r>
-        <w:t>The council put a sign up in the spring. SLOW — BEND. It is the third sign on that stretch and it will not make any difference to anybody, and I know because I sat in a room in February and asked for it, along with a request for the barrier to be extended forty metres, which was refused on cost.</w:t>
+        <w:t>The council put a sign up in the spring. SLOW, BEND. It is the third sign on that stretch and it will not make any difference to anybody, and I know because I sat in a room in February and asked for it, along with a request for the barrier to be extended forty metres, which was refused on cost.</w:t>
       </w:r>
     </w:p>
     <w:p>
@@ -8889,7 +8889,7 @@
     </w:p>
     <w:p>
       <w:r>
-        <w:t>But I stand there, and I hold in my head the four minutes and eleven seconds I still don't have and probably never will — and the thing I have come round to, after two years and a woman called Priti and a great deal of arguing, is that the four minutes were probably not important.</w:t>
+        <w:t>But I stand there, and I hold in my head the four minutes and eleven seconds I still don't have and probably never will, and the thing I have come round to, after two years and a woman called Priti and a great deal of arguing, is that the four minutes were probably not important.</w:t>
       </w:r>
     </w:p>
     <w:p>
@@ -8944,7 +8944,7 @@
     </w:p>
     <w:p>
       <w:r>
-        <w:t>I don't think what happened to me was that I was forgiven. Nobody had the standing to do it — not my mother, not Ruth Okonjo, not Adrian, and certainly not me.</w:t>
+        <w:t>I don't think what happened to me was that I was forgiven. Nobody had the standing to do it: not my mother, not Ruth Okonjo, not Adrian, and certainly not me.</w:t>
       </w:r>
     </w:p>
     <w:p>
@@ -9024,7 +9024,7 @@
     </w:p>
     <w:p>
       <w:r>
-        <w:t>There's a piano going when I come up the stairs — scales, badly, because his eleven o'clock has clearly moved to a five o'clock and is no better for it.</w:t>
+        <w:t>There's a piano going when I come up the stairs: scales, badly, because his eleven o'clock has clearly moved to a five o'clock and is no better for it.</w:t>
       </w:r>
     </w:p>
     <w:p>
@@ -9039,7 +9039,7 @@
     </w:p>
     <w:p>
       <w:r>
-        <w:t>And at eleven o'clock I go to bed, and I lie down in the dark, and the flat does its noises — the fridge, the radiator, the particular frequency in the walls at that hour that I can still hear whenever I choose to listen for it.</w:t>
+        <w:t>And at eleven o'clock I go to bed, and I lie down in the dark, and the flat does its noises: the fridge, the radiator, the particular frequency in the walls at that hour that I can still hear whenever I choose to listen for it.</w:t>
       </w:r>
     </w:p>
     <w:p>
